--- a/Data_Mining_Review_doc.docx
+++ b/Data_Mining_Review_doc.docx
@@ -13,7 +13,7 @@
           <w:noProof/>
         </w:rPr>
         <w:drawing>
-          <wp:anchor distT="0" distB="0" distL="114300" distR="114300" simplePos="0" relativeHeight="251663360" behindDoc="0" locked="0" layoutInCell="1" allowOverlap="1" wp14:anchorId="6100A2E4" wp14:editId="0E4D9502">
+          <wp:anchor distT="0" distB="0" distL="114300" distR="114300" simplePos="0" relativeHeight="251663360" behindDoc="0" locked="0" layoutInCell="1" allowOverlap="1" wp14:anchorId="6100A2E4" wp14:editId="761C6330">
             <wp:simplePos x="0" y="0"/>
             <wp:positionH relativeFrom="column">
               <wp:posOffset>1496963</wp:posOffset>
@@ -13182,7 +13182,7 @@
         </w:rPr>
         <w:lastRenderedPageBreak/>
         <w:drawing>
-          <wp:anchor distT="0" distB="0" distL="114300" distR="114300" simplePos="0" relativeHeight="251659264" behindDoc="1" locked="0" layoutInCell="1" allowOverlap="1" wp14:anchorId="455F044F" wp14:editId="05BF1321">
+          <wp:anchor distT="0" distB="0" distL="114300" distR="114300" simplePos="0" relativeHeight="251659264" behindDoc="1" locked="0" layoutInCell="1" allowOverlap="1" wp14:anchorId="455F044F" wp14:editId="07FC5382">
             <wp:simplePos x="0" y="0"/>
             <wp:positionH relativeFrom="column">
               <wp:posOffset>-147140</wp:posOffset>
@@ -13495,7 +13495,7 @@
         </w:rPr>
         <w:lastRenderedPageBreak/>
         <w:drawing>
-          <wp:inline distT="0" distB="0" distL="0" distR="0" wp14:anchorId="54D83E56" wp14:editId="7A8CC719">
+          <wp:inline distT="0" distB="0" distL="0" distR="0" wp14:anchorId="54D83E56" wp14:editId="3BFA2F7B">
             <wp:extent cx="5274310" cy="3161030"/>
             <wp:effectExtent l="0" t="0" r="2540" b="1270"/>
             <wp:docPr id="582578065" name="Picture 4"/>
@@ -30488,62 +30488,268 @@
           <w:rFonts w:ascii="Times New Roman" w:hAnsi="Times New Roman" w:cs="Times New Roman"/>
         </w:rPr>
       </w:pPr>
-      <w:r>
-        <w:rPr>
-          <w:rFonts w:ascii="Times New Roman" w:hAnsi="Times New Roman" w:cs="Times New Roman"/>
-        </w:rPr>
-        <w:tab/>
-      </w:r>
-      <w:r>
-        <w:rPr>
-          <w:rFonts w:ascii="Times New Roman" w:hAnsi="Times New Roman" w:cs="Times New Roman"/>
-        </w:rPr>
-        <w:tab/>
-      </w:r>
-      <w:r>
-        <w:rPr>
-          <w:rFonts w:ascii="Times New Roman" w:hAnsi="Times New Roman" w:cs="Times New Roman"/>
-        </w:rPr>
-        <w:tab/>
-      </w:r>
-      <w:r>
-        <w:rPr>
-          <w:rFonts w:ascii="Times New Roman" w:hAnsi="Times New Roman" w:cs="Times New Roman"/>
-        </w:rPr>
-        <w:tab/>
-      </w:r>
-      <w:r>
-        <w:rPr>
-          <w:rFonts w:ascii="Times New Roman" w:hAnsi="Times New Roman" w:cs="Times New Roman"/>
-        </w:rPr>
-        <w:tab/>
-      </w:r>
-      <w:r>
-        <w:rPr>
-          <w:rFonts w:ascii="Times New Roman" w:hAnsi="Times New Roman" w:cs="Times New Roman"/>
-        </w:rPr>
-        <w:tab/>
-      </w:r>
-      <w:r>
-        <w:rPr>
-          <w:rFonts w:ascii="Times New Roman" w:hAnsi="Times New Roman" w:cs="Times New Roman"/>
-        </w:rPr>
-        <w:tab/>
-      </w:r>
-      <w:r>
-        <w:rPr>
-          <w:rFonts w:ascii="Times New Roman" w:hAnsi="Times New Roman" w:cs="Times New Roman"/>
-        </w:rPr>
-        <w:tab/>
-      </w:r>
-      <w:r>
-        <w:rPr>
-          <w:rFonts w:ascii="Times New Roman" w:hAnsi="Times New Roman" w:cs="Times New Roman"/>
-        </w:rPr>
-        <w:tab/>
+    </w:p>
+    <w:p>
+      <w:pPr>
+        <w:ind w:left="-284"/>
+        <w:rPr>
+          <w:rFonts w:ascii="Times New Roman" w:hAnsi="Times New Roman" w:cs="Times New Roman"/>
+          <w:b/>
+          <w:bCs/>
+        </w:rPr>
+      </w:pPr>
+      <w:r>
+        <w:rPr>
+          <w:rFonts w:ascii="Times New Roman" w:hAnsi="Times New Roman" w:cs="Times New Roman"/>
+        </w:rPr>
+        <w:t xml:space="preserve">                                                                                                         </w:t>
+      </w:r>
+      <w:r>
+        <w:rPr>
+          <w:rFonts w:ascii="Times New Roman" w:hAnsi="Times New Roman" w:cs="Times New Roman"/>
+          <w:b/>
+          <w:bCs/>
+        </w:rPr>
         <w:t>By:</w:t>
       </w:r>
     </w:p>
+    <w:tbl>
+      <w:tblPr>
+        <w:tblStyle w:val="TableGrid0"/>
+        <w:tblpPr w:leftFromText="180" w:rightFromText="180" w:vertAnchor="page" w:horzAnchor="margin" w:tblpXSpec="right" w:tblpY="4621"/>
+        <w:tblW w:w="4417" w:type="dxa"/>
+        <w:tblInd w:w="0" w:type="dxa"/>
+        <w:tblLook w:val="04A0" w:firstRow="1" w:lastRow="0" w:firstColumn="1" w:lastColumn="0" w:noHBand="0" w:noVBand="1"/>
+      </w:tblPr>
+      <w:tblGrid>
+        <w:gridCol w:w="2905"/>
+        <w:gridCol w:w="1512"/>
+      </w:tblGrid>
+      <w:tr>
+        <w:trPr>
+          <w:trHeight w:val="271"/>
+        </w:trPr>
+        <w:tc>
+          <w:tcPr>
+            <w:tcW w:w="2905" w:type="dxa"/>
+            <w:tcBorders>
+              <w:top w:val="nil"/>
+              <w:left w:val="nil"/>
+              <w:bottom w:val="nil"/>
+              <w:right w:val="nil"/>
+            </w:tcBorders>
+          </w:tcPr>
+          <w:p>
+            <w:pPr>
+              <w:spacing w:line="259" w:lineRule="auto"/>
+              <w:rPr>
+                <w:rFonts w:ascii="Times New Roman" w:hAnsi="Times New Roman" w:cs="Times New Roman"/>
+              </w:rPr>
+            </w:pPr>
+            <w:r>
+              <w:rPr>
+                <w:rFonts w:ascii="Times New Roman" w:hAnsi="Times New Roman" w:cs="Times New Roman"/>
+              </w:rPr>
+              <w:t xml:space="preserve">A T SAI SANTHOSH </w:t>
+            </w:r>
+          </w:p>
+        </w:tc>
+        <w:tc>
+          <w:tcPr>
+            <w:tcW w:w="1512" w:type="dxa"/>
+            <w:tcBorders>
+              <w:top w:val="nil"/>
+              <w:left w:val="nil"/>
+              <w:bottom w:val="nil"/>
+              <w:right w:val="nil"/>
+            </w:tcBorders>
+          </w:tcPr>
+          <w:p>
+            <w:pPr>
+              <w:spacing w:line="259" w:lineRule="auto"/>
+              <w:ind w:left="46"/>
+              <w:rPr>
+                <w:rFonts w:ascii="Times New Roman" w:hAnsi="Times New Roman" w:cs="Times New Roman"/>
+              </w:rPr>
+            </w:pPr>
+            <w:r>
+              <w:rPr>
+                <w:rFonts w:ascii="Times New Roman" w:hAnsi="Times New Roman" w:cs="Times New Roman"/>
+              </w:rPr>
+              <w:t xml:space="preserve">(24B11AI019) </w:t>
+            </w:r>
+          </w:p>
+        </w:tc>
+      </w:tr>
+      <w:tr>
+        <w:trPr>
+          <w:trHeight w:val="321"/>
+        </w:trPr>
+        <w:tc>
+          <w:tcPr>
+            <w:tcW w:w="2905" w:type="dxa"/>
+            <w:tcBorders>
+              <w:top w:val="nil"/>
+              <w:left w:val="nil"/>
+              <w:bottom w:val="nil"/>
+              <w:right w:val="nil"/>
+            </w:tcBorders>
+          </w:tcPr>
+          <w:p>
+            <w:pPr>
+              <w:spacing w:line="259" w:lineRule="auto"/>
+              <w:rPr>
+                <w:rFonts w:ascii="Times New Roman" w:hAnsi="Times New Roman" w:cs="Times New Roman"/>
+              </w:rPr>
+            </w:pPr>
+            <w:r>
+              <w:rPr>
+                <w:rFonts w:ascii="Times New Roman" w:hAnsi="Times New Roman" w:cs="Times New Roman"/>
+              </w:rPr>
+              <w:t xml:space="preserve">B KALYANI </w:t>
+            </w:r>
+          </w:p>
+        </w:tc>
+        <w:tc>
+          <w:tcPr>
+            <w:tcW w:w="1512" w:type="dxa"/>
+            <w:tcBorders>
+              <w:top w:val="nil"/>
+              <w:left w:val="nil"/>
+              <w:bottom w:val="nil"/>
+              <w:right w:val="nil"/>
+            </w:tcBorders>
+          </w:tcPr>
+          <w:p>
+            <w:pPr>
+              <w:spacing w:line="259" w:lineRule="auto"/>
+              <w:ind w:left="46"/>
+              <w:rPr>
+                <w:rFonts w:ascii="Times New Roman" w:hAnsi="Times New Roman" w:cs="Times New Roman"/>
+              </w:rPr>
+            </w:pPr>
+            <w:r>
+              <w:rPr>
+                <w:rFonts w:ascii="Times New Roman" w:hAnsi="Times New Roman" w:cs="Times New Roman"/>
+              </w:rPr>
+              <w:t xml:space="preserve">(24B11AI044) </w:t>
+            </w:r>
+          </w:p>
+        </w:tc>
+      </w:tr>
+      <w:tr>
+        <w:trPr>
+          <w:trHeight w:val="311"/>
+        </w:trPr>
+        <w:tc>
+          <w:tcPr>
+            <w:tcW w:w="2905" w:type="dxa"/>
+            <w:tcBorders>
+              <w:top w:val="nil"/>
+              <w:left w:val="nil"/>
+              <w:bottom w:val="nil"/>
+              <w:right w:val="nil"/>
+            </w:tcBorders>
+          </w:tcPr>
+          <w:p>
+            <w:pPr>
+              <w:spacing w:line="259" w:lineRule="auto"/>
+              <w:rPr>
+                <w:rFonts w:ascii="Times New Roman" w:hAnsi="Times New Roman" w:cs="Times New Roman"/>
+              </w:rPr>
+            </w:pPr>
+            <w:r>
+              <w:rPr>
+                <w:rFonts w:ascii="Times New Roman" w:hAnsi="Times New Roman" w:cs="Times New Roman"/>
+              </w:rPr>
+              <w:t>G MOUNIKA</w:t>
+            </w:r>
+          </w:p>
+        </w:tc>
+        <w:tc>
+          <w:tcPr>
+            <w:tcW w:w="1512" w:type="dxa"/>
+            <w:tcBorders>
+              <w:top w:val="nil"/>
+              <w:left w:val="nil"/>
+              <w:bottom w:val="nil"/>
+              <w:right w:val="nil"/>
+            </w:tcBorders>
+          </w:tcPr>
+          <w:p>
+            <w:pPr>
+              <w:spacing w:line="259" w:lineRule="auto"/>
+              <w:ind w:left="89"/>
+              <w:rPr>
+                <w:rFonts w:ascii="Times New Roman" w:hAnsi="Times New Roman" w:cs="Times New Roman"/>
+              </w:rPr>
+            </w:pPr>
+            <w:r>
+              <w:rPr>
+                <w:rFonts w:ascii="Times New Roman" w:hAnsi="Times New Roman" w:cs="Times New Roman"/>
+              </w:rPr>
+              <w:t xml:space="preserve">(24B11AI135) </w:t>
+            </w:r>
+          </w:p>
+        </w:tc>
+      </w:tr>
+      <w:tr>
+        <w:trPr>
+          <w:trHeight w:val="262"/>
+        </w:trPr>
+        <w:tc>
+          <w:tcPr>
+            <w:tcW w:w="2905" w:type="dxa"/>
+            <w:tcBorders>
+              <w:top w:val="nil"/>
+              <w:left w:val="nil"/>
+              <w:bottom w:val="nil"/>
+              <w:right w:val="nil"/>
+            </w:tcBorders>
+          </w:tcPr>
+          <w:p>
+            <w:pPr>
+              <w:spacing w:line="259" w:lineRule="auto"/>
+              <w:rPr>
+                <w:rFonts w:ascii="Times New Roman" w:hAnsi="Times New Roman" w:cs="Times New Roman"/>
+              </w:rPr>
+            </w:pPr>
+            <w:r>
+              <w:rPr>
+                <w:rFonts w:ascii="Times New Roman" w:hAnsi="Times New Roman" w:cs="Times New Roman"/>
+              </w:rPr>
+              <w:t>J AKSHARA HASINI</w:t>
+            </w:r>
+          </w:p>
+        </w:tc>
+        <w:tc>
+          <w:tcPr>
+            <w:tcW w:w="1512" w:type="dxa"/>
+            <w:tcBorders>
+              <w:top w:val="nil"/>
+              <w:left w:val="nil"/>
+              <w:bottom w:val="nil"/>
+              <w:right w:val="nil"/>
+            </w:tcBorders>
+          </w:tcPr>
+          <w:p>
+            <w:pPr>
+              <w:spacing w:line="259" w:lineRule="auto"/>
+              <w:ind w:left="89"/>
+              <w:rPr>
+                <w:rFonts w:ascii="Times New Roman" w:hAnsi="Times New Roman" w:cs="Times New Roman"/>
+              </w:rPr>
+            </w:pPr>
+            <w:r>
+              <w:rPr>
+                <w:rFonts w:ascii="Times New Roman" w:hAnsi="Times New Roman" w:cs="Times New Roman"/>
+              </w:rPr>
+              <w:t xml:space="preserve">(24B11AI146) </w:t>
+            </w:r>
+          </w:p>
+        </w:tc>
+      </w:tr>
+    </w:tbl>
     <w:p>
       <w:pPr>
         <w:jc w:val="right"/>
@@ -30551,138 +30757,6 @@
           <w:rFonts w:ascii="Times New Roman" w:hAnsi="Times New Roman" w:cs="Times New Roman"/>
         </w:rPr>
       </w:pPr>
-      <w:r>
-        <w:rPr>
-          <w:rFonts w:ascii="Times New Roman" w:hAnsi="Times New Roman" w:cs="Times New Roman"/>
-        </w:rPr>
-        <w:t>24</w:t>
-      </w:r>
-      <w:r>
-        <w:rPr>
-          <w:rFonts w:ascii="Times New Roman" w:hAnsi="Times New Roman" w:cs="Times New Roman"/>
-        </w:rPr>
-        <w:t>B</w:t>
-      </w:r>
-      <w:r>
-        <w:rPr>
-          <w:rFonts w:ascii="Times New Roman" w:hAnsi="Times New Roman" w:cs="Times New Roman"/>
-        </w:rPr>
-        <w:t>1</w:t>
-      </w:r>
-      <w:r>
-        <w:rPr>
-          <w:rFonts w:ascii="Times New Roman" w:hAnsi="Times New Roman" w:cs="Times New Roman"/>
-        </w:rPr>
-        <w:t>1AI</w:t>
-      </w:r>
-      <w:r>
-        <w:rPr>
-          <w:rFonts w:ascii="Times New Roman" w:hAnsi="Times New Roman" w:cs="Times New Roman"/>
-        </w:rPr>
-        <w:t>0</w:t>
-      </w:r>
-      <w:r>
-        <w:rPr>
-          <w:rFonts w:ascii="Times New Roman" w:hAnsi="Times New Roman" w:cs="Times New Roman"/>
-        </w:rPr>
-        <w:t>19</w:t>
-      </w:r>
-      <w:r>
-        <w:rPr>
-          <w:rFonts w:ascii="Times New Roman" w:hAnsi="Times New Roman" w:cs="Times New Roman"/>
-        </w:rPr>
-        <w:tab/>
-      </w:r>
-      <w:r>
-        <w:rPr>
-          <w:rFonts w:ascii="Times New Roman" w:hAnsi="Times New Roman" w:cs="Times New Roman"/>
-        </w:rPr>
-        <w:tab/>
-      </w:r>
-    </w:p>
-    <w:p>
-      <w:pPr>
-        <w:jc w:val="right"/>
-        <w:rPr>
-          <w:rFonts w:ascii="Times New Roman" w:hAnsi="Times New Roman" w:cs="Times New Roman"/>
-        </w:rPr>
-      </w:pPr>
-      <w:r>
-        <w:rPr>
-          <w:rFonts w:ascii="Times New Roman" w:hAnsi="Times New Roman" w:cs="Times New Roman"/>
-        </w:rPr>
-        <w:t>24</w:t>
-      </w:r>
-      <w:r>
-        <w:rPr>
-          <w:rFonts w:ascii="Times New Roman" w:hAnsi="Times New Roman" w:cs="Times New Roman"/>
-        </w:rPr>
-        <w:t>B11AI044</w:t>
-      </w:r>
-      <w:r>
-        <w:rPr>
-          <w:rFonts w:ascii="Times New Roman" w:hAnsi="Times New Roman" w:cs="Times New Roman"/>
-        </w:rPr>
-        <w:tab/>
-      </w:r>
-      <w:r>
-        <w:rPr>
-          <w:rFonts w:ascii="Times New Roman" w:hAnsi="Times New Roman" w:cs="Times New Roman"/>
-        </w:rPr>
-        <w:tab/>
-      </w:r>
-    </w:p>
-    <w:p>
-      <w:pPr>
-        <w:jc w:val="right"/>
-        <w:rPr>
-          <w:rFonts w:ascii="Times New Roman" w:hAnsi="Times New Roman" w:cs="Times New Roman"/>
-        </w:rPr>
-      </w:pPr>
-      <w:r>
-        <w:rPr>
-          <w:rFonts w:ascii="Times New Roman" w:hAnsi="Times New Roman" w:cs="Times New Roman"/>
-        </w:rPr>
-        <w:t>24</w:t>
-      </w:r>
-      <w:r>
-        <w:rPr>
-          <w:rFonts w:ascii="Times New Roman" w:hAnsi="Times New Roman" w:cs="Times New Roman"/>
-        </w:rPr>
-        <w:t>B11AI135</w:t>
-      </w:r>
-      <w:r>
-        <w:rPr>
-          <w:rFonts w:ascii="Times New Roman" w:hAnsi="Times New Roman" w:cs="Times New Roman"/>
-        </w:rPr>
-        <w:tab/>
-      </w:r>
-      <w:r>
-        <w:rPr>
-          <w:rFonts w:ascii="Times New Roman" w:hAnsi="Times New Roman" w:cs="Times New Roman"/>
-        </w:rPr>
-        <w:tab/>
-      </w:r>
-    </w:p>
-    <w:p>
-      <w:pPr>
-        <w:jc w:val="right"/>
-        <w:rPr>
-          <w:rFonts w:ascii="Times New Roman" w:hAnsi="Times New Roman" w:cs="Times New Roman"/>
-        </w:rPr>
-      </w:pPr>
-      <w:r>
-        <w:rPr>
-          <w:rFonts w:ascii="Times New Roman" w:hAnsi="Times New Roman" w:cs="Times New Roman"/>
-        </w:rPr>
-        <w:t>24</w:t>
-      </w:r>
-      <w:r>
-        <w:rPr>
-          <w:rFonts w:ascii="Times New Roman" w:hAnsi="Times New Roman" w:cs="Times New Roman"/>
-        </w:rPr>
-        <w:t>B11AI146</w:t>
-      </w:r>
       <w:r>
         <w:rPr>
           <w:rFonts w:ascii="Times New Roman" w:hAnsi="Times New Roman" w:cs="Times New Roman"/>
@@ -34290,7 +34364,7 @@
   <w:style w:type="paragraph" w:default="1" w:styleId="Normal">
     <w:name w:val="Normal"/>
     <w:qFormat/>
-    <w:rsid w:val="00C063A0"/>
+    <w:rsid w:val="00F83ECC"/>
   </w:style>
   <w:style w:type="paragraph" w:styleId="Heading1">
     <w:name w:val="heading 1"/>
